--- a/docs/docs/DiBagno_shortpaper.docx
+++ b/docs/docs/DiBagno_shortpaper.docx
@@ -4816,7 +4816,13 @@
         <w:t xml:space="preserve">Figure </w:t>
       </w:r>
       <w:r>
-        <w:t>3 shows that the effective federal funds rate was low in 2003–2004, then rose to about 5.25% by 2006 and remained near that level into 2007. The chart shows the timing of rate changes; it cannot establish whether interest rates caused the housing boom</w:t>
+        <w:t>3 shows that the effective federal funds rate was low in 2003</w:t>
+      </w:r>
+      <w:r>
+        <w:t>-</w:t>
+      </w:r>
+      <w:r>
+        <w:t>2004, then rose to about 5.25% by 2006 and remained near that level into 2007. The chart shows the timing of rate changes; it cannot establish whether interest rates caused the housing boom</w:t>
       </w:r>
       <w:r>
         <w:rPr>
